--- a/IRO/IRO_SRS.docx
+++ b/IRO/IRO_SRS.docx
@@ -225,7 +225,7 @@
           <w:sz w:val="20"/>
           <w:szCs w:val="20"/>
         </w:rPr>
-        <w:t>IRO — Issues Reporting Outlet</w:t>
+        <w:t>IRO - Issues Reporting Outlet</w:t>
       </w:r>
     </w:p>
     <w:p>
@@ -245,7 +245,7 @@
           <w:sz w:val="20"/>
           <w:szCs w:val="20"/>
         </w:rPr>
-        <w:t>SRS — Software Requirements Specification</w:t>
+        <w:t>SRS - Software Requirements Specification</w:t>
       </w:r>
     </w:p>
     <w:p>
@@ -265,7 +265,7 @@
           <w:sz w:val="20"/>
           <w:szCs w:val="20"/>
         </w:rPr>
-        <w:t>Reporter — a student or indigene who submits an issue report</w:t>
+        <w:t>Reporter - a student or indigene who submits an issue report</w:t>
       </w:r>
     </w:p>
     <w:p>
@@ -1977,7 +1977,7 @@
                     <pic:cNvPicPr/>
                   </pic:nvPicPr>
                   <pic:blipFill>
-                    <a:blip r:embed="rId14"/>
+                    <a:blip r:embed="rId16"/>
                     <a:stretch>
                       <a:fillRect/>
                     </a:stretch>
@@ -2071,7 +2071,7 @@
                     <pic:cNvPicPr/>
                   </pic:nvPicPr>
                   <pic:blipFill>
-                    <a:blip r:embed="rId15"/>
+                    <a:blip r:embed="rId17"/>
                     <a:stretch>
                       <a:fillRect/>
                     </a:stretch>
@@ -2106,166 +2106,6 @@
           <w:szCs w:val="18"/>
         </w:rPr>
         <w:t>Figure 2: Ishikawa Diagram — Root causes of unreported/unresolved community issues</w:t>
-      </w:r>
-    </w:p>
-    <w:p>
-      <w:pPr>
-        <w:pStyle w:val="Heading1"/>
-        <w:spacing w:before="300" w:after="150"/>
-        <w:jc w:val="both"/>
-      </w:pPr>
-      <w:r>
-        <w:rPr>
-          <w:rFonts w:ascii="Times New Roman" w:hAnsi="Times New Roman" w:cs="Times New Roman"/>
-          <w:b/>
-          <w:bCs/>
-          <w:sz w:val="32"/>
-          <w:szCs w:val="32"/>
-        </w:rPr>
-        <w:t>8. Appendix A — Community Questionnaire (Google Form)</w:t>
-      </w:r>
-    </w:p>
-    <w:p>
-      <w:pPr>
-        <w:spacing w:after="140"/>
-        <w:jc w:val="both"/>
-      </w:pPr>
-      <w:r>
-        <w:rPr>
-          <w:rFonts w:ascii="Times New Roman" w:hAnsi="Times New Roman" w:cs="Times New Roman"/>
-        </w:rPr>
-        <w:t>A short questionnaire was designed and distributed to students and indigenes via Google Forms to capture first-hand issue data and validate the categories used in this system. The form captures:</w:t>
-      </w:r>
-    </w:p>
-    <w:p>
-      <w:pPr>
-        <w:pStyle w:val="ListParagraph"/>
-        <w:numPr>
-          <w:ilvl w:val="0"/>
-          <w:numId w:val="1"/>
-        </w:numPr>
-        <w:spacing w:after="60"/>
-        <w:ind w:left="720" w:hanging="360"/>
-        <w:jc w:val="both"/>
-      </w:pPr>
-      <w:r>
-        <w:rPr>
-          <w:rFonts w:ascii="Times New Roman" w:hAnsi="Times New Roman" w:cs="Times New Roman"/>
-        </w:rPr>
-        <w:t>Respondent type (Student / Indigene) and community of residence</w:t>
-      </w:r>
-    </w:p>
-    <w:p>
-      <w:pPr>
-        <w:pStyle w:val="ListParagraph"/>
-        <w:numPr>
-          <w:ilvl w:val="0"/>
-          <w:numId w:val="1"/>
-        </w:numPr>
-        <w:spacing w:after="60"/>
-        <w:ind w:left="720" w:hanging="360"/>
-        <w:jc w:val="both"/>
-      </w:pPr>
-      <w:r>
-        <w:rPr>
-          <w:rFonts w:ascii="Times New Roman" w:hAnsi="Times New Roman" w:cs="Times New Roman"/>
-        </w:rPr>
-        <w:t>Whether the respondent has experienced or witnessed a community issue</w:t>
-      </w:r>
-    </w:p>
-    <w:p>
-      <w:pPr>
-        <w:pStyle w:val="ListParagraph"/>
-        <w:numPr>
-          <w:ilvl w:val="0"/>
-          <w:numId w:val="1"/>
-        </w:numPr>
-        <w:spacing w:after="60"/>
-        <w:ind w:left="720" w:hanging="360"/>
-        <w:jc w:val="both"/>
-      </w:pPr>
-      <w:r>
-        <w:rPr>
-          <w:rFonts w:ascii="Times New Roman" w:hAnsi="Times New Roman" w:cs="Times New Roman"/>
-        </w:rPr>
-        <w:t>The category and description of the issue</w:t>
-      </w:r>
-    </w:p>
-    <w:p>
-      <w:pPr>
-        <w:pStyle w:val="ListParagraph"/>
-        <w:numPr>
-          <w:ilvl w:val="0"/>
-          <w:numId w:val="1"/>
-        </w:numPr>
-        <w:spacing w:after="60"/>
-        <w:ind w:left="720" w:hanging="360"/>
-        <w:jc w:val="both"/>
-      </w:pPr>
-      <w:r>
-        <w:rPr>
-          <w:rFonts w:ascii="Times New Roman" w:hAnsi="Times New Roman" w:cs="Times New Roman"/>
-        </w:rPr>
-        <w:t>How urgent/severe the respondent considers the issue</w:t>
-      </w:r>
-    </w:p>
-    <w:p>
-      <w:pPr>
-        <w:pStyle w:val="ListParagraph"/>
-        <w:numPr>
-          <w:ilvl w:val="0"/>
-          <w:numId w:val="1"/>
-        </w:numPr>
-        <w:spacing w:after="60"/>
-        <w:ind w:left="720" w:hanging="360"/>
-        <w:jc w:val="both"/>
-      </w:pPr>
-      <w:r>
-        <w:rPr>
-          <w:rFonts w:ascii="Times New Roman" w:hAnsi="Times New Roman" w:cs="Times New Roman"/>
-        </w:rPr>
-        <w:t>Whether the respondent would use a digital platform to report such issues</w:t>
-      </w:r>
-    </w:p>
-    <w:p>
-      <w:pPr>
-        <w:spacing w:after="140"/>
-        <w:jc w:val="both"/>
-      </w:pPr>
-      <w:r>
-        <w:rPr>
-          <w:rFonts w:ascii="Times New Roman" w:hAnsi="Times New Roman" w:cs="Times New Roman"/>
-        </w:rPr>
-        <w:t>(Insert your live Google Form link here, e.g. https://forms.gle/xxxxxxx, and attach a screenshot of the form and its responses summary.)</w:t>
-      </w:r>
-    </w:p>
-    <w:p>
-      <w:pPr>
-        <w:pStyle w:val="Heading1"/>
-        <w:spacing w:before="300" w:after="150"/>
-        <w:jc w:val="both"/>
-      </w:pPr>
-      <w:r>
-        <w:rPr>
-          <w:rFonts w:ascii="Times New Roman" w:hAnsi="Times New Roman" w:cs="Times New Roman"/>
-          <w:b/>
-          <w:bCs/>
-          <w:sz w:val="32"/>
-          <w:szCs w:val="32"/>
-        </w:rPr>
-        <w:t>9. Appendix B — Repository</w:t>
-      </w:r>
-    </w:p>
-    <w:p>
-      <w:pPr>
-        <w:spacing w:after="140"/>
-        <w:jc w:val="both"/>
-      </w:pPr>
-      <w:r>
-        <w:rPr>
-          <w:rFonts w:ascii="Times New Roman" w:hAnsi="Times New Roman" w:cs="Times New Roman"/>
-        </w:rPr>
-        <w:t>Source code, this SRS, the use-case diagram, and the Ishikawa diagram are stored in a public GitHub repository. (Insert your GitHub repository link here.)</w:t>
       </w:r>
     </w:p>
     <w:sectPr>
